--- a/docs/01_requirements/GridSenpAI_RTM.docx
+++ b/docs/01_requirements/GridSenpAI_RTM.docx
@@ -4,20 +4,85 @@
   <w:body>
     <w:p>
       <w:pPr>
-        <w:pStyle w:val="Heading1"/>
+        <w:jc w:val="center"/>
       </w:pPr>
       <w:r>
-        <w:t>GridSenpAI Requirements Traceability Matrix (RTM)</w:t>
+        <w:rPr>
+          <w:b/>
+          <w:color w:val="1F4E79"/>
+          <w:sz w:val="40"/>
+        </w:rPr>
+        <w:t>GridSenpAI</w:t>
+        <w:br/>
+      </w:r>
+      <w:r>
+        <w:rPr>
+          <w:b/>
+          <w:sz w:val="30"/>
+        </w:rPr>
+        <w:t>Requirements Traceability Matrix (RTM)</w:t>
+      </w:r>
+    </w:p>
+    <w:p>
+      <w:pPr>
+        <w:jc w:val="center"/>
+      </w:pPr>
+      <w:r>
+        <w:rPr>
+          <w:sz w:val="18"/>
+        </w:rPr>
+        <w:t>Version: 2.0</w:t>
+      </w:r>
+    </w:p>
+    <w:p>
+      <w:pPr>
+        <w:jc w:val="center"/>
+      </w:pPr>
+      <w:r>
+        <w:rPr>
+          <w:sz w:val="18"/>
+        </w:rPr>
+        <w:t>Date: March 06, 2026</w:t>
+      </w:r>
+    </w:p>
+    <w:p>
+      <w:pPr>
+        <w:jc w:val="center"/>
+      </w:pPr>
+      <w:r>
+        <w:rPr>
+          <w:sz w:val="18"/>
+        </w:rPr>
+        <w:t>Project: GridSenpAI</w:t>
+      </w:r>
+    </w:p>
+    <w:p/>
+    <w:p>
+      <w:pPr/>
+      <w:r>
+        <w:rPr>
+          <w:b/>
+        </w:rPr>
+        <w:t xml:space="preserve">Purpose. </w:t>
+      </w:r>
+      <w:r>
+        <w:t>This Requirements Traceability Matrix (RTM) provides traceability between the requirements defined in the GridSenpAI Software Requirements Specification (SRS), the current microservice architecture defined in the DSD/DCD, and the verification activities used to validate implementation. Each requirement is mapped to one or more architectural services and a defined verification method so that implementation and test coverage remain explicit and reviewable.</w:t>
       </w:r>
     </w:p>
     <w:p>
       <w:r>
-        <w:t>This document provides full traceability between the requirements defined in the GridSenpAI Software Requirements Specification (SRS) and the system architecture components, implementation modules, and verification methods used to validate them. The RTM ensures that every requirement is implemented and testable.</w:t>
+        <w:rPr>
+          <w:b/>
+        </w:rPr>
+        <w:t xml:space="preserve">Artifact Alignment. </w:t>
+      </w:r>
+      <w:r>
+        <w:t>This RTM aligns to the current project artifact set: SRS → DSD/DCD → DMD → RTM → TPVD. It uses the exact current DSD/DCD service names and reflects the governance architecture introduced for canonical state management, prompt construction, run lineage, and review-controlled publication.</w:t>
       </w:r>
     </w:p>
     <w:p>
       <w:pPr>
-        <w:pStyle w:val="Heading2"/>
+        <w:pStyle w:val="Heading1"/>
       </w:pPr>
       <w:r>
         <w:t>Traceability Matrix</w:t>
@@ -25,1060 +90,2453 @@
     </w:p>
     <w:tbl>
       <w:tblPr>
+        <w:tblStyle w:val="TableGrid"/>
         <w:tblW w:type="auto" w:w="0"/>
+        <w:jc w:val="center"/>
         <w:tblLook w:firstColumn="1" w:firstRow="1" w:lastColumn="0" w:lastRow="0" w:noHBand="0" w:noVBand="1" w:val="04A0"/>
       </w:tblPr>
       <w:tblGrid>
-        <w:gridCol w:w="1728"/>
-        <w:gridCol w:w="1728"/>
-        <w:gridCol w:w="1728"/>
-        <w:gridCol w:w="1728"/>
-        <w:gridCol w:w="1728"/>
+        <w:gridCol w:w="2822"/>
+        <w:gridCol w:w="2822"/>
+        <w:gridCol w:w="2822"/>
+        <w:gridCol w:w="2822"/>
+        <w:gridCol w:w="2822"/>
       </w:tblGrid>
       <w:tr>
+        <w:trPr>
+          <w:tblHeader w:val="true"/>
+          <w:cantSplit/>
+        </w:trPr>
         <w:tc>
           <w:tcPr>
-            <w:tcW w:type="dxa" w:w="1728"/>
+            <w:tcW w:type="dxa" w:w="1152"/>
+            <w:vAlign w:val="center"/>
+            <w:shd w:fill="D9E2F3"/>
+            <w:tcMar>
+              <w:top w:w="80" w:type="dxa"/>
+              <w:bottom w:w="80" w:type="dxa"/>
+              <w:left w:w="100" w:type="dxa"/>
+              <w:right w:w="100" w:type="dxa"/>
+            </w:tcMar>
           </w:tcPr>
           <w:p>
+            <w:pPr>
+              <w:jc w:val="center"/>
+            </w:pPr>
             <w:r>
+              <w:rPr>
+                <w:b/>
+                <w:sz w:val="18"/>
+              </w:rPr>
               <w:t>Requirement ID</w:t>
             </w:r>
           </w:p>
         </w:tc>
         <w:tc>
           <w:tcPr>
-            <w:tcW w:type="dxa" w:w="1728"/>
+            <w:tcW w:type="dxa" w:w="3600"/>
+            <w:vAlign w:val="center"/>
+            <w:shd w:fill="D9E2F3"/>
+            <w:tcMar>
+              <w:top w:w="80" w:type="dxa"/>
+              <w:bottom w:w="80" w:type="dxa"/>
+              <w:left w:w="100" w:type="dxa"/>
+              <w:right w:w="100" w:type="dxa"/>
+            </w:tcMar>
           </w:tcPr>
           <w:p>
+            <w:pPr>
+              <w:jc w:val="center"/>
+            </w:pPr>
             <w:r>
+              <w:rPr>
+                <w:b/>
+                <w:sz w:val="18"/>
+              </w:rPr>
               <w:t>Requirement Description</w:t>
             </w:r>
           </w:p>
         </w:tc>
         <w:tc>
           <w:tcPr>
-            <w:tcW w:type="dxa" w:w="1728"/>
+            <w:tcW w:type="dxa" w:w="4320"/>
+            <w:vAlign w:val="center"/>
+            <w:shd w:fill="D9E2F3"/>
+            <w:tcMar>
+              <w:top w:w="80" w:type="dxa"/>
+              <w:bottom w:w="80" w:type="dxa"/>
+              <w:left w:w="100" w:type="dxa"/>
+              <w:right w:w="100" w:type="dxa"/>
+            </w:tcMar>
           </w:tcPr>
           <w:p>
+            <w:pPr>
+              <w:jc w:val="center"/>
+            </w:pPr>
             <w:r>
+              <w:rPr>
+                <w:b/>
+                <w:sz w:val="18"/>
+              </w:rPr>
               <w:t>System Component(s)</w:t>
             </w:r>
           </w:p>
         </w:tc>
         <w:tc>
           <w:tcPr>
-            <w:tcW w:type="dxa" w:w="1728"/>
+            <w:tcW w:type="dxa" w:w="1584"/>
+            <w:vAlign w:val="center"/>
+            <w:shd w:fill="D9E2F3"/>
+            <w:tcMar>
+              <w:top w:w="80" w:type="dxa"/>
+              <w:bottom w:w="80" w:type="dxa"/>
+              <w:left w:w="100" w:type="dxa"/>
+              <w:right w:w="100" w:type="dxa"/>
+            </w:tcMar>
           </w:tcPr>
           <w:p>
+            <w:pPr>
+              <w:jc w:val="center"/>
+            </w:pPr>
             <w:r>
+              <w:rPr>
+                <w:b/>
+                <w:sz w:val="18"/>
+              </w:rPr>
               <w:t>Verification Method</w:t>
             </w:r>
           </w:p>
         </w:tc>
         <w:tc>
           <w:tcPr>
-            <w:tcW w:type="dxa" w:w="1728"/>
+            <w:tcW w:type="dxa" w:w="4464"/>
+            <w:vAlign w:val="center"/>
+            <w:shd w:fill="D9E2F3"/>
+            <w:tcMar>
+              <w:top w:w="80" w:type="dxa"/>
+              <w:bottom w:w="80" w:type="dxa"/>
+              <w:left w:w="100" w:type="dxa"/>
+              <w:right w:w="100" w:type="dxa"/>
+            </w:tcMar>
           </w:tcPr>
           <w:p>
+            <w:pPr>
+              <w:jc w:val="center"/>
+            </w:pPr>
             <w:r>
+              <w:rPr>
+                <w:b/>
+                <w:sz w:val="18"/>
+              </w:rPr>
               <w:t>Test Description</w:t>
             </w:r>
           </w:p>
         </w:tc>
       </w:tr>
       <w:tr>
+        <w:trPr>
+          <w:cantSplit/>
+        </w:trPr>
         <w:tc>
           <w:tcPr>
-            <w:tcW w:type="dxa" w:w="1728"/>
+            <w:tcW w:type="dxa" w:w="1152"/>
+            <w:vAlign w:val="center"/>
+            <w:tcMar>
+              <w:top w:w="80" w:type="dxa"/>
+              <w:bottom w:w="80" w:type="dxa"/>
+              <w:left w:w="100" w:type="dxa"/>
+              <w:right w:w="100" w:type="dxa"/>
+            </w:tcMar>
           </w:tcPr>
           <w:p>
+            <w:pPr>
+              <w:jc w:val="center"/>
+            </w:pPr>
             <w:r>
+              <w:rPr>
+                <w:b/>
+                <w:sz w:val="17"/>
+              </w:rPr>
               <w:t>FR1</w:t>
             </w:r>
           </w:p>
         </w:tc>
         <w:tc>
           <w:tcPr>
-            <w:tcW w:type="dxa" w:w="1728"/>
+            <w:tcW w:type="dxa" w:w="3600"/>
+            <w:vAlign w:val="center"/>
+            <w:tcMar>
+              <w:top w:w="80" w:type="dxa"/>
+              <w:bottom w:w="80" w:type="dxa"/>
+              <w:left w:w="100" w:type="dxa"/>
+              <w:right w:w="100" w:type="dxa"/>
+            </w:tcMar>
           </w:tcPr>
           <w:p>
+            <w:pPr>
+              <w:jc w:val="left"/>
+            </w:pPr>
             <w:r>
+              <w:rPr>
+                <w:sz w:val="17"/>
+              </w:rPr>
               <w:t>Ingest facility electrical design artifacts</w:t>
             </w:r>
           </w:p>
         </w:tc>
         <w:tc>
           <w:tcPr>
-            <w:tcW w:type="dxa" w:w="1728"/>
+            <w:tcW w:type="dxa" w:w="4320"/>
+            <w:vAlign w:val="center"/>
+            <w:tcMar>
+              <w:top w:w="80" w:type="dxa"/>
+              <w:bottom w:w="80" w:type="dxa"/>
+              <w:left w:w="100" w:type="dxa"/>
+              <w:right w:w="100" w:type="dxa"/>
+            </w:tcMar>
           </w:tcPr>
           <w:p>
+            <w:pPr>
+              <w:jc w:val="left"/>
+            </w:pPr>
             <w:r>
-              <w:t>Document Ingestion Service</w:t>
+              <w:rPr>
+                <w:sz w:val="17"/>
+              </w:rPr>
+              <w:t>API Gateway / Web UI; Document Ingestion Service</w:t>
             </w:r>
           </w:p>
         </w:tc>
         <w:tc>
           <w:tcPr>
-            <w:tcW w:type="dxa" w:w="1728"/>
+            <w:tcW w:type="dxa" w:w="1584"/>
+            <w:vAlign w:val="center"/>
+            <w:tcMar>
+              <w:top w:w="80" w:type="dxa"/>
+              <w:bottom w:w="80" w:type="dxa"/>
+              <w:left w:w="100" w:type="dxa"/>
+              <w:right w:w="100" w:type="dxa"/>
+            </w:tcMar>
           </w:tcPr>
           <w:p>
+            <w:pPr>
+              <w:jc w:val="center"/>
+            </w:pPr>
             <w:r>
+              <w:rPr>
+                <w:sz w:val="17"/>
+              </w:rPr>
               <w:t>Integration Test</w:t>
             </w:r>
           </w:p>
         </w:tc>
         <w:tc>
           <w:tcPr>
-            <w:tcW w:type="dxa" w:w="1728"/>
+            <w:tcW w:type="dxa" w:w="4464"/>
+            <w:vAlign w:val="center"/>
+            <w:tcMar>
+              <w:top w:w="80" w:type="dxa"/>
+              <w:bottom w:w="80" w:type="dxa"/>
+              <w:left w:w="100" w:type="dxa"/>
+              <w:right w:w="100" w:type="dxa"/>
+            </w:tcMar>
           </w:tcPr>
           <w:p>
+            <w:pPr>
+              <w:jc w:val="left"/>
+            </w:pPr>
             <w:r>
-              <w:t>Upload representative engineering artifacts and confirm successful ingestion and indexing</w:t>
+              <w:rPr>
+                <w:sz w:val="17"/>
+              </w:rPr>
+              <w:t>Upload representative engineering artifacts and verify successful upload orchestration, artifact registration, storage pointer creation, and indexing initiation.</w:t>
             </w:r>
           </w:p>
         </w:tc>
       </w:tr>
       <w:tr>
+        <w:trPr>
+          <w:cantSplit/>
+        </w:trPr>
         <w:tc>
           <w:tcPr>
-            <w:tcW w:type="dxa" w:w="1728"/>
+            <w:tcW w:type="dxa" w:w="1152"/>
+            <w:vAlign w:val="center"/>
+            <w:tcMar>
+              <w:top w:w="80" w:type="dxa"/>
+              <w:bottom w:w="80" w:type="dxa"/>
+              <w:left w:w="100" w:type="dxa"/>
+              <w:right w:w="100" w:type="dxa"/>
+            </w:tcMar>
           </w:tcPr>
           <w:p>
+            <w:pPr>
+              <w:jc w:val="center"/>
+            </w:pPr>
             <w:r>
+              <w:rPr>
+                <w:b/>
+                <w:sz w:val="17"/>
+              </w:rPr>
               <w:t>FR2</w:t>
             </w:r>
           </w:p>
         </w:tc>
         <w:tc>
           <w:tcPr>
-            <w:tcW w:type="dxa" w:w="1728"/>
+            <w:tcW w:type="dxa" w:w="3600"/>
+            <w:vAlign w:val="center"/>
+            <w:tcMar>
+              <w:top w:w="80" w:type="dxa"/>
+              <w:bottom w:w="80" w:type="dxa"/>
+              <w:left w:w="100" w:type="dxa"/>
+              <w:right w:w="100" w:type="dxa"/>
+            </w:tcMar>
           </w:tcPr>
           <w:p>
+            <w:pPr>
+              <w:jc w:val="left"/>
+            </w:pPr>
             <w:r>
+              <w:rPr>
+                <w:sz w:val="17"/>
+              </w:rPr>
               <w:t>Parse ingested documents and extract structured entities</w:t>
             </w:r>
           </w:p>
         </w:tc>
         <w:tc>
           <w:tcPr>
-            <w:tcW w:type="dxa" w:w="1728"/>
+            <w:tcW w:type="dxa" w:w="4320"/>
+            <w:vAlign w:val="center"/>
+            <w:tcMar>
+              <w:top w:w="80" w:type="dxa"/>
+              <w:bottom w:w="80" w:type="dxa"/>
+              <w:left w:w="100" w:type="dxa"/>
+              <w:right w:w="100" w:type="dxa"/>
+            </w:tcMar>
           </w:tcPr>
           <w:p>
+            <w:pPr>
+              <w:jc w:val="left"/>
+            </w:pPr>
             <w:r>
-              <w:t>Parsing and Entity Extraction Engine</w:t>
+              <w:rPr>
+                <w:sz w:val="17"/>
+              </w:rPr>
+              <w:t>Parsing &amp; Entity Extraction Service</w:t>
             </w:r>
           </w:p>
         </w:tc>
         <w:tc>
           <w:tcPr>
-            <w:tcW w:type="dxa" w:w="1728"/>
+            <w:tcW w:type="dxa" w:w="1584"/>
+            <w:vAlign w:val="center"/>
+            <w:tcMar>
+              <w:top w:w="80" w:type="dxa"/>
+              <w:bottom w:w="80" w:type="dxa"/>
+              <w:left w:w="100" w:type="dxa"/>
+              <w:right w:w="100" w:type="dxa"/>
+            </w:tcMar>
           </w:tcPr>
           <w:p>
+            <w:pPr>
+              <w:jc w:val="center"/>
+            </w:pPr>
             <w:r>
+              <w:rPr>
+                <w:sz w:val="17"/>
+              </w:rPr>
               <w:t>Unit Test</w:t>
             </w:r>
           </w:p>
         </w:tc>
         <w:tc>
           <w:tcPr>
-            <w:tcW w:type="dxa" w:w="1728"/>
+            <w:tcW w:type="dxa" w:w="4464"/>
+            <w:vAlign w:val="center"/>
+            <w:tcMar>
+              <w:top w:w="80" w:type="dxa"/>
+              <w:bottom w:w="80" w:type="dxa"/>
+              <w:left w:w="100" w:type="dxa"/>
+              <w:right w:w="100" w:type="dxa"/>
+            </w:tcMar>
           </w:tcPr>
           <w:p>
+            <w:pPr>
+              <w:jc w:val="left"/>
+            </w:pPr>
             <w:r>
-              <w:t>Provide sample documents and verify correct extraction of equipment types, ratings, and topology</w:t>
+              <w:rPr>
+                <w:sz w:val="17"/>
+              </w:rPr>
+              <w:t>Provide representative facility documents and verify extraction of equipment types, ratings, settings, and topology cues with preserved source anchors.</w:t>
             </w:r>
           </w:p>
         </w:tc>
       </w:tr>
       <w:tr>
+        <w:trPr>
+          <w:cantSplit/>
+        </w:trPr>
         <w:tc>
           <w:tcPr>
-            <w:tcW w:type="dxa" w:w="1728"/>
+            <w:tcW w:type="dxa" w:w="1152"/>
+            <w:vAlign w:val="center"/>
+            <w:tcMar>
+              <w:top w:w="80" w:type="dxa"/>
+              <w:bottom w:w="80" w:type="dxa"/>
+              <w:left w:w="100" w:type="dxa"/>
+              <w:right w:w="100" w:type="dxa"/>
+            </w:tcMar>
           </w:tcPr>
           <w:p>
+            <w:pPr>
+              <w:jc w:val="center"/>
+            </w:pPr>
             <w:r>
+              <w:rPr>
+                <w:b/>
+                <w:sz w:val="17"/>
+              </w:rPr>
               <w:t>FR3</w:t>
             </w:r>
           </w:p>
         </w:tc>
         <w:tc>
           <w:tcPr>
-            <w:tcW w:type="dxa" w:w="1728"/>
+            <w:tcW w:type="dxa" w:w="3600"/>
+            <w:vAlign w:val="center"/>
+            <w:tcMar>
+              <w:top w:w="80" w:type="dxa"/>
+              <w:bottom w:w="80" w:type="dxa"/>
+              <w:left w:w="100" w:type="dxa"/>
+              <w:right w:w="100" w:type="dxa"/>
+            </w:tcMar>
           </w:tcPr>
           <w:p>
+            <w:pPr>
+              <w:jc w:val="left"/>
+            </w:pPr>
             <w:r>
-              <w:t>Retrieve vendor specification details using RAG</w:t>
+              <w:rPr>
+                <w:sz w:val="17"/>
+              </w:rPr>
+              <w:t>Retrieve vendor specification details and modeling references using RAG</w:t>
             </w:r>
           </w:p>
         </w:tc>
         <w:tc>
           <w:tcPr>
-            <w:tcW w:type="dxa" w:w="1728"/>
+            <w:tcW w:type="dxa" w:w="4320"/>
+            <w:vAlign w:val="center"/>
+            <w:tcMar>
+              <w:top w:w="80" w:type="dxa"/>
+              <w:bottom w:w="80" w:type="dxa"/>
+              <w:left w:w="100" w:type="dxa"/>
+              <w:right w:w="100" w:type="dxa"/>
+            </w:tcMar>
           </w:tcPr>
           <w:p>
+            <w:pPr>
+              <w:jc w:val="left"/>
+            </w:pPr>
             <w:r>
-              <w:t>Knowledge Retrieval Layer</w:t>
+              <w:rPr>
+                <w:sz w:val="17"/>
+              </w:rPr>
+              <w:t>Knowledge Retrieval (RAG) Service; Prompt Builder Service</w:t>
             </w:r>
           </w:p>
         </w:tc>
         <w:tc>
           <w:tcPr>
-            <w:tcW w:type="dxa" w:w="1728"/>
+            <w:tcW w:type="dxa" w:w="1584"/>
+            <w:vAlign w:val="center"/>
+            <w:tcMar>
+              <w:top w:w="80" w:type="dxa"/>
+              <w:bottom w:w="80" w:type="dxa"/>
+              <w:left w:w="100" w:type="dxa"/>
+              <w:right w:w="100" w:type="dxa"/>
+            </w:tcMar>
           </w:tcPr>
           <w:p>
+            <w:pPr>
+              <w:jc w:val="center"/>
+            </w:pPr>
             <w:r>
+              <w:rPr>
+                <w:sz w:val="17"/>
+              </w:rPr>
               <w:t>Integration Test</w:t>
             </w:r>
           </w:p>
         </w:tc>
         <w:tc>
           <w:tcPr>
-            <w:tcW w:type="dxa" w:w="1728"/>
+            <w:tcW w:type="dxa" w:w="4464"/>
+            <w:vAlign w:val="center"/>
+            <w:tcMar>
+              <w:top w:w="80" w:type="dxa"/>
+              <w:bottom w:w="80" w:type="dxa"/>
+              <w:left w:w="100" w:type="dxa"/>
+              <w:right w:w="100" w:type="dxa"/>
+            </w:tcMar>
           </w:tcPr>
           <w:p>
+            <w:pPr>
+              <w:jc w:val="left"/>
+            </w:pPr>
             <w:r>
-              <w:t>Submit known equipment specification query and verify correct retrieval passages</w:t>
+              <w:rPr>
+                <w:sz w:val="17"/>
+              </w:rPr>
+              <w:t>Submit known equipment and modeling-reference queries and verify retrieval of correct evidence snippets, stable snippet identifiers, and run-scoped evidence bundles for downstream use.</w:t>
             </w:r>
           </w:p>
         </w:tc>
       </w:tr>
       <w:tr>
+        <w:trPr>
+          <w:cantSplit/>
+        </w:trPr>
         <w:tc>
           <w:tcPr>
-            <w:tcW w:type="dxa" w:w="1728"/>
+            <w:tcW w:type="dxa" w:w="1152"/>
+            <w:vAlign w:val="center"/>
+            <w:tcMar>
+              <w:top w:w="80" w:type="dxa"/>
+              <w:bottom w:w="80" w:type="dxa"/>
+              <w:left w:w="100" w:type="dxa"/>
+              <w:right w:w="100" w:type="dxa"/>
+            </w:tcMar>
           </w:tcPr>
           <w:p>
+            <w:pPr>
+              <w:jc w:val="center"/>
+            </w:pPr>
             <w:r>
+              <w:rPr>
+                <w:b/>
+                <w:sz w:val="17"/>
+              </w:rPr>
               <w:t>FR4</w:t>
             </w:r>
           </w:p>
         </w:tc>
         <w:tc>
           <w:tcPr>
-            <w:tcW w:type="dxa" w:w="1728"/>
+            <w:tcW w:type="dxa" w:w="3600"/>
+            <w:vAlign w:val="center"/>
+            <w:tcMar>
+              <w:top w:w="80" w:type="dxa"/>
+              <w:bottom w:w="80" w:type="dxa"/>
+              <w:left w:w="100" w:type="dxa"/>
+              <w:right w:w="100" w:type="dxa"/>
+            </w:tcMar>
           </w:tcPr>
           <w:p>
+            <w:pPr>
+              <w:jc w:val="left"/>
+            </w:pPr>
             <w:r>
+              <w:rPr>
+                <w:sz w:val="17"/>
+              </w:rPr>
               <w:t>Normalize extracted inputs into GridSenpAI input schema</w:t>
             </w:r>
           </w:p>
         </w:tc>
         <w:tc>
           <w:tcPr>
-            <w:tcW w:type="dxa" w:w="1728"/>
+            <w:tcW w:type="dxa" w:w="4320"/>
+            <w:vAlign w:val="center"/>
+            <w:tcMar>
+              <w:top w:w="80" w:type="dxa"/>
+              <w:bottom w:w="80" w:type="dxa"/>
+              <w:left w:w="100" w:type="dxa"/>
+              <w:right w:w="100" w:type="dxa"/>
+            </w:tcMar>
           </w:tcPr>
           <w:p>
+            <w:pPr>
+              <w:jc w:val="left"/>
+            </w:pPr>
             <w:r>
-              <w:t>Normalization Engine / Data Layer</w:t>
+              <w:rPr>
+                <w:sz w:val="17"/>
+              </w:rPr>
+              <w:t>Normalization &amp; Schema Validation Service</w:t>
             </w:r>
           </w:p>
         </w:tc>
         <w:tc>
           <w:tcPr>
-            <w:tcW w:type="dxa" w:w="1728"/>
+            <w:tcW w:type="dxa" w:w="1584"/>
+            <w:vAlign w:val="center"/>
+            <w:tcMar>
+              <w:top w:w="80" w:type="dxa"/>
+              <w:bottom w:w="80" w:type="dxa"/>
+              <w:left w:w="100" w:type="dxa"/>
+              <w:right w:w="100" w:type="dxa"/>
+            </w:tcMar>
           </w:tcPr>
           <w:p>
+            <w:pPr>
+              <w:jc w:val="center"/>
+            </w:pPr>
             <w:r>
+              <w:rPr>
+                <w:sz w:val="17"/>
+              </w:rPr>
               <w:t>Unit Test</w:t>
             </w:r>
           </w:p>
         </w:tc>
         <w:tc>
           <w:tcPr>
-            <w:tcW w:type="dxa" w:w="1728"/>
+            <w:tcW w:type="dxa" w:w="4464"/>
+            <w:vAlign w:val="center"/>
+            <w:tcMar>
+              <w:top w:w="80" w:type="dxa"/>
+              <w:bottom w:w="80" w:type="dxa"/>
+              <w:left w:w="100" w:type="dxa"/>
+              <w:right w:w="100" w:type="dxa"/>
+            </w:tcMar>
           </w:tcPr>
           <w:p>
+            <w:pPr>
+              <w:jc w:val="left"/>
+            </w:pPr>
             <w:r>
-              <w:t>Feed extracted entities and validate resulting structured JSON conforms to input schema</w:t>
+              <w:rPr>
+                <w:sz w:val="17"/>
+              </w:rPr>
+              <w:t>Feed extraction results and verify normalized values, canonical units, required-field checks, and conformance to GridSenpAI_inputs_schema.json.</w:t>
             </w:r>
           </w:p>
         </w:tc>
       </w:tr>
       <w:tr>
+        <w:trPr>
+          <w:cantSplit/>
+        </w:trPr>
         <w:tc>
           <w:tcPr>
-            <w:tcW w:type="dxa" w:w="1728"/>
+            <w:tcW w:type="dxa" w:w="1152"/>
+            <w:vAlign w:val="center"/>
+            <w:tcMar>
+              <w:top w:w="80" w:type="dxa"/>
+              <w:bottom w:w="80" w:type="dxa"/>
+              <w:left w:w="100" w:type="dxa"/>
+              <w:right w:w="100" w:type="dxa"/>
+            </w:tcMar>
           </w:tcPr>
           <w:p>
+            <w:pPr>
+              <w:jc w:val="center"/>
+            </w:pPr>
             <w:r>
+              <w:rPr>
+                <w:b/>
+                <w:sz w:val="17"/>
+              </w:rPr>
               <w:t>FR5</w:t>
             </w:r>
           </w:p>
         </w:tc>
         <w:tc>
           <w:tcPr>
-            <w:tcW w:type="dxa" w:w="1728"/>
+            <w:tcW w:type="dxa" w:w="3600"/>
+            <w:vAlign w:val="center"/>
+            <w:tcMar>
+              <w:top w:w="80" w:type="dxa"/>
+              <w:bottom w:w="80" w:type="dxa"/>
+              <w:left w:w="100" w:type="dxa"/>
+              <w:right w:w="100" w:type="dxa"/>
+            </w:tcMar>
           </w:tcPr>
           <w:p>
+            <w:pPr>
+              <w:jc w:val="left"/>
+            </w:pPr>
             <w:r>
-              <w:t>Generate transmission planner modeling outputs</w:t>
+              <w:rPr>
+                <w:sz w:val="17"/>
+              </w:rPr>
+              <w:t>Generate transmission-planner-ready modeling outputs</w:t>
             </w:r>
           </w:p>
         </w:tc>
         <w:tc>
           <w:tcPr>
-            <w:tcW w:type="dxa" w:w="1728"/>
+            <w:tcW w:type="dxa" w:w="4320"/>
+            <w:vAlign w:val="center"/>
+            <w:tcMar>
+              <w:top w:w="80" w:type="dxa"/>
+              <w:bottom w:w="80" w:type="dxa"/>
+              <w:left w:w="100" w:type="dxa"/>
+              <w:right w:w="100" w:type="dxa"/>
+            </w:tcMar>
           </w:tcPr>
           <w:p>
+            <w:pPr>
+              <w:jc w:val="left"/>
+            </w:pPr>
             <w:r>
-              <w:t>Parameter Translation Engine</w:t>
+              <w:rPr>
+                <w:sz w:val="17"/>
+              </w:rPr>
+              <w:t>Parameter Translation Service; Prompt Builder Service</w:t>
             </w:r>
           </w:p>
         </w:tc>
         <w:tc>
           <w:tcPr>
-            <w:tcW w:type="dxa" w:w="1728"/>
+            <w:tcW w:type="dxa" w:w="1584"/>
+            <w:vAlign w:val="center"/>
+            <w:tcMar>
+              <w:top w:w="80" w:type="dxa"/>
+              <w:bottom w:w="80" w:type="dxa"/>
+              <w:left w:w="100" w:type="dxa"/>
+              <w:right w:w="100" w:type="dxa"/>
+            </w:tcMar>
           </w:tcPr>
           <w:p>
+            <w:pPr>
+              <w:jc w:val="center"/>
+            </w:pPr>
             <w:r>
+              <w:rPr>
+                <w:sz w:val="17"/>
+              </w:rPr>
               <w:t>System Test</w:t>
             </w:r>
           </w:p>
         </w:tc>
         <w:tc>
           <w:tcPr>
-            <w:tcW w:type="dxa" w:w="1728"/>
+            <w:tcW w:type="dxa" w:w="4464"/>
+            <w:vAlign w:val="center"/>
+            <w:tcMar>
+              <w:top w:w="80" w:type="dxa"/>
+              <w:bottom w:w="80" w:type="dxa"/>
+              <w:left w:w="100" w:type="dxa"/>
+              <w:right w:w="100" w:type="dxa"/>
+            </w:tcMar>
           </w:tcPr>
           <w:p>
+            <w:pPr>
+              <w:jc w:val="left"/>
+            </w:pPr>
             <w:r>
-              <w:t>Provide facility dataset and verify output parameters generated according to output schema</w:t>
+              <w:rPr>
+                <w:sz w:val="17"/>
+              </w:rPr>
+              <w:t>Provide normalized inputs and evidence bundle and verify generation of planner-ready parameters aligned to GridSenpAI_outputs_schema.json.</w:t>
             </w:r>
           </w:p>
         </w:tc>
       </w:tr>
       <w:tr>
+        <w:trPr>
+          <w:cantSplit/>
+        </w:trPr>
         <w:tc>
           <w:tcPr>
-            <w:tcW w:type="dxa" w:w="1728"/>
+            <w:tcW w:type="dxa" w:w="1152"/>
+            <w:vAlign w:val="center"/>
+            <w:tcMar>
+              <w:top w:w="80" w:type="dxa"/>
+              <w:bottom w:w="80" w:type="dxa"/>
+              <w:left w:w="100" w:type="dxa"/>
+              <w:right w:w="100" w:type="dxa"/>
+            </w:tcMar>
           </w:tcPr>
           <w:p>
+            <w:pPr>
+              <w:jc w:val="center"/>
+            </w:pPr>
             <w:r>
+              <w:rPr>
+                <w:b/>
+                <w:sz w:val="17"/>
+              </w:rPr>
               <w:t>FR6</w:t>
             </w:r>
           </w:p>
         </w:tc>
         <w:tc>
           <w:tcPr>
-            <w:tcW w:type="dxa" w:w="1728"/>
+            <w:tcW w:type="dxa" w:w="3600"/>
+            <w:vAlign w:val="center"/>
+            <w:tcMar>
+              <w:top w:w="80" w:type="dxa"/>
+              <w:bottom w:w="80" w:type="dxa"/>
+              <w:left w:w="100" w:type="dxa"/>
+              <w:right w:w="100" w:type="dxa"/>
+            </w:tcMar>
           </w:tcPr>
           <w:p>
+            <w:pPr>
+              <w:jc w:val="left"/>
+            </w:pPr>
             <w:r>
+              <w:rPr>
+                <w:sz w:val="17"/>
+              </w:rPr>
               <w:t>Output modeling packet including parameters, assumptions, confidence tags, and citations</w:t>
             </w:r>
           </w:p>
         </w:tc>
         <w:tc>
           <w:tcPr>
-            <w:tcW w:type="dxa" w:w="1728"/>
+            <w:tcW w:type="dxa" w:w="4320"/>
+            <w:vAlign w:val="center"/>
+            <w:tcMar>
+              <w:top w:w="80" w:type="dxa"/>
+              <w:bottom w:w="80" w:type="dxa"/>
+              <w:left w:w="100" w:type="dxa"/>
+              <w:right w:w="100" w:type="dxa"/>
+            </w:tcMar>
           </w:tcPr>
           <w:p>
+            <w:pPr>
+              <w:jc w:val="left"/>
+            </w:pPr>
             <w:r>
-              <w:t>Output Packaging Service / Traceability Engine</w:t>
+              <w:rPr>
+                <w:sz w:val="17"/>
+              </w:rPr>
+              <w:t>Parameter Translation Service; Output Packaging &amp; Export Service</w:t>
             </w:r>
           </w:p>
         </w:tc>
         <w:tc>
           <w:tcPr>
-            <w:tcW w:type="dxa" w:w="1728"/>
+            <w:tcW w:type="dxa" w:w="1584"/>
+            <w:vAlign w:val="center"/>
+            <w:tcMar>
+              <w:top w:w="80" w:type="dxa"/>
+              <w:bottom w:w="80" w:type="dxa"/>
+              <w:left w:w="100" w:type="dxa"/>
+              <w:right w:w="100" w:type="dxa"/>
+            </w:tcMar>
           </w:tcPr>
           <w:p>
+            <w:pPr>
+              <w:jc w:val="center"/>
+            </w:pPr>
             <w:r>
+              <w:rPr>
+                <w:sz w:val="17"/>
+              </w:rPr>
               <w:t>System Test</w:t>
             </w:r>
           </w:p>
         </w:tc>
         <w:tc>
           <w:tcPr>
-            <w:tcW w:type="dxa" w:w="1728"/>
+            <w:tcW w:type="dxa" w:w="4464"/>
+            <w:vAlign w:val="center"/>
+            <w:tcMar>
+              <w:top w:w="80" w:type="dxa"/>
+              <w:bottom w:w="80" w:type="dxa"/>
+              <w:left w:w="100" w:type="dxa"/>
+              <w:right w:w="100" w:type="dxa"/>
+            </w:tcMar>
           </w:tcPr>
           <w:p>
+            <w:pPr>
+              <w:jc w:val="left"/>
+            </w:pPr>
             <w:r>
-              <w:t>Generate modeling packet and confirm each parameter includes provenance reference</w:t>
+              <w:rPr>
+                <w:sz w:val="17"/>
+              </w:rPr>
+              <w:t>Generate a modeling packet and confirm that parameters, assumptions, confidence tags, and citations are present and that each parameter links to evidence, a rule, or an explicit assumption.</w:t>
             </w:r>
           </w:p>
         </w:tc>
       </w:tr>
       <w:tr>
+        <w:trPr>
+          <w:cantSplit/>
+        </w:trPr>
         <w:tc>
           <w:tcPr>
-            <w:tcW w:type="dxa" w:w="1728"/>
+            <w:tcW w:type="dxa" w:w="1152"/>
+            <w:vAlign w:val="center"/>
+            <w:tcMar>
+              <w:top w:w="80" w:type="dxa"/>
+              <w:bottom w:w="80" w:type="dxa"/>
+              <w:left w:w="100" w:type="dxa"/>
+              <w:right w:w="100" w:type="dxa"/>
+            </w:tcMar>
           </w:tcPr>
           <w:p>
+            <w:pPr>
+              <w:jc w:val="center"/>
+            </w:pPr>
             <w:r>
+              <w:rPr>
+                <w:b/>
+                <w:sz w:val="17"/>
+              </w:rPr>
               <w:t>FR7</w:t>
             </w:r>
           </w:p>
         </w:tc>
         <w:tc>
           <w:tcPr>
-            <w:tcW w:type="dxa" w:w="1728"/>
+            <w:tcW w:type="dxa" w:w="3600"/>
+            <w:vAlign w:val="center"/>
+            <w:tcMar>
+              <w:top w:w="80" w:type="dxa"/>
+              <w:bottom w:w="80" w:type="dxa"/>
+              <w:left w:w="100" w:type="dxa"/>
+              <w:right w:w="100" w:type="dxa"/>
+            </w:tcMar>
           </w:tcPr>
           <w:p>
+            <w:pPr>
+              <w:jc w:val="left"/>
+            </w:pPr>
             <w:r>
+              <w:rPr>
+                <w:sz w:val="17"/>
+              </w:rPr>
               <w:t>Generate multiple modeling scenarios</w:t>
             </w:r>
           </w:p>
         </w:tc>
         <w:tc>
           <w:tcPr>
-            <w:tcW w:type="dxa" w:w="1728"/>
+            <w:tcW w:type="dxa" w:w="4320"/>
+            <w:vAlign w:val="center"/>
+            <w:tcMar>
+              <w:top w:w="80" w:type="dxa"/>
+              <w:bottom w:w="80" w:type="dxa"/>
+              <w:left w:w="100" w:type="dxa"/>
+              <w:right w:w="100" w:type="dxa"/>
+            </w:tcMar>
           </w:tcPr>
           <w:p>
+            <w:pPr>
+              <w:jc w:val="left"/>
+            </w:pPr>
             <w:r>
-              <w:t>Scenario Generation Module</w:t>
+              <w:rPr>
+                <w:sz w:val="17"/>
+              </w:rPr>
+              <w:t>Scenario Generation Service</w:t>
             </w:r>
           </w:p>
         </w:tc>
         <w:tc>
           <w:tcPr>
-            <w:tcW w:type="dxa" w:w="1728"/>
+            <w:tcW w:type="dxa" w:w="1584"/>
+            <w:vAlign w:val="center"/>
+            <w:tcMar>
+              <w:top w:w="80" w:type="dxa"/>
+              <w:bottom w:w="80" w:type="dxa"/>
+              <w:left w:w="100" w:type="dxa"/>
+              <w:right w:w="100" w:type="dxa"/>
+            </w:tcMar>
           </w:tcPr>
           <w:p>
+            <w:pPr>
+              <w:jc w:val="center"/>
+            </w:pPr>
             <w:r>
+              <w:rPr>
+                <w:sz w:val="17"/>
+              </w:rPr>
               <w:t>System Test</w:t>
             </w:r>
           </w:p>
         </w:tc>
         <w:tc>
           <w:tcPr>
-            <w:tcW w:type="dxa" w:w="1728"/>
+            <w:tcW w:type="dxa" w:w="4464"/>
+            <w:vAlign w:val="center"/>
+            <w:tcMar>
+              <w:top w:w="80" w:type="dxa"/>
+              <w:bottom w:w="80" w:type="dxa"/>
+              <w:left w:w="100" w:type="dxa"/>
+              <w:right w:w="100" w:type="dxa"/>
+            </w:tcMar>
           </w:tcPr>
           <w:p>
+            <w:pPr>
+              <w:jc w:val="left"/>
+            </w:pPr>
             <w:r>
-              <w:t>Verify Typical, Conservative, and Best-case parameter sets are produced</w:t>
+              <w:rPr>
+                <w:sz w:val="17"/>
+              </w:rPr>
+              <w:t>Verify generation of Typical, Conservative, and Best-Case scenarios with explicit parameter bounds, labels, and rationale.</w:t>
             </w:r>
           </w:p>
         </w:tc>
       </w:tr>
       <w:tr>
+        <w:trPr>
+          <w:cantSplit/>
+        </w:trPr>
         <w:tc>
           <w:tcPr>
-            <w:tcW w:type="dxa" w:w="1728"/>
+            <w:tcW w:type="dxa" w:w="1152"/>
+            <w:vAlign w:val="center"/>
+            <w:tcMar>
+              <w:top w:w="80" w:type="dxa"/>
+              <w:bottom w:w="80" w:type="dxa"/>
+              <w:left w:w="100" w:type="dxa"/>
+              <w:right w:w="100" w:type="dxa"/>
+            </w:tcMar>
           </w:tcPr>
           <w:p>
+            <w:pPr>
+              <w:jc w:val="center"/>
+            </w:pPr>
             <w:r>
+              <w:rPr>
+                <w:b/>
+                <w:sz w:val="17"/>
+              </w:rPr>
               <w:t>FR8</w:t>
             </w:r>
           </w:p>
         </w:tc>
         <w:tc>
           <w:tcPr>
-            <w:tcW w:type="dxa" w:w="1728"/>
+            <w:tcW w:type="dxa" w:w="3600"/>
+            <w:vAlign w:val="center"/>
+            <w:tcMar>
+              <w:top w:w="80" w:type="dxa"/>
+              <w:bottom w:w="80" w:type="dxa"/>
+              <w:left w:w="100" w:type="dxa"/>
+              <w:right w:w="100" w:type="dxa"/>
+            </w:tcMar>
           </w:tcPr>
           <w:p>
+            <w:pPr>
+              <w:jc w:val="left"/>
+            </w:pPr>
             <w:r>
-              <w:t>Identify missing or ambiguous information</w:t>
+              <w:rPr>
+                <w:sz w:val="17"/>
+              </w:rPr>
+              <w:t>Identify missing or ambiguous information and generate follow-up questions</w:t>
             </w:r>
           </w:p>
         </w:tc>
         <w:tc>
           <w:tcPr>
-            <w:tcW w:type="dxa" w:w="1728"/>
+            <w:tcW w:type="dxa" w:w="4320"/>
+            <w:vAlign w:val="center"/>
+            <w:tcMar>
+              <w:top w:w="80" w:type="dxa"/>
+              <w:bottom w:w="80" w:type="dxa"/>
+              <w:left w:w="100" w:type="dxa"/>
+              <w:right w:w="100" w:type="dxa"/>
+            </w:tcMar>
           </w:tcPr>
           <w:p>
+            <w:pPr>
+              <w:jc w:val="left"/>
+            </w:pPr>
             <w:r>
-              <w:t>Gap Analysis Module</w:t>
+              <w:rPr>
+                <w:sz w:val="17"/>
+              </w:rPr>
+              <w:t>Normalization &amp; Schema Validation Service; API Gateway / Web UI</w:t>
             </w:r>
           </w:p>
         </w:tc>
         <w:tc>
           <w:tcPr>
-            <w:tcW w:type="dxa" w:w="1728"/>
+            <w:tcW w:type="dxa" w:w="1584"/>
+            <w:vAlign w:val="center"/>
+            <w:tcMar>
+              <w:top w:w="80" w:type="dxa"/>
+              <w:bottom w:w="80" w:type="dxa"/>
+              <w:left w:w="100" w:type="dxa"/>
+              <w:right w:w="100" w:type="dxa"/>
+            </w:tcMar>
           </w:tcPr>
           <w:p>
+            <w:pPr>
+              <w:jc w:val="center"/>
+            </w:pPr>
             <w:r>
+              <w:rPr>
+                <w:sz w:val="17"/>
+              </w:rPr>
               <w:t>Unit Test</w:t>
             </w:r>
           </w:p>
         </w:tc>
         <w:tc>
           <w:tcPr>
-            <w:tcW w:type="dxa" w:w="1728"/>
+            <w:tcW w:type="dxa" w:w="4464"/>
+            <w:vAlign w:val="center"/>
+            <w:tcMar>
+              <w:top w:w="80" w:type="dxa"/>
+              <w:bottom w:w="80" w:type="dxa"/>
+              <w:left w:w="100" w:type="dxa"/>
+              <w:right w:w="100" w:type="dxa"/>
+            </w:tcMar>
           </w:tcPr>
           <w:p>
+            <w:pPr>
+              <w:jc w:val="left"/>
+            </w:pPr>
             <w:r>
-              <w:t>Provide incomplete dataset and confirm system generates follow-up questions</w:t>
+              <w:rPr>
+                <w:sz w:val="17"/>
+              </w:rPr>
+              <w:t>Provide incomplete or ambiguous inputs and verify creation and presentation of a structured missing-data list and targeted follow-up questions.</w:t>
             </w:r>
           </w:p>
         </w:tc>
       </w:tr>
       <w:tr>
+        <w:trPr>
+          <w:cantSplit/>
+        </w:trPr>
         <w:tc>
           <w:tcPr>
-            <w:tcW w:type="dxa" w:w="1728"/>
+            <w:tcW w:type="dxa" w:w="1152"/>
+            <w:vAlign w:val="center"/>
+            <w:tcMar>
+              <w:top w:w="80" w:type="dxa"/>
+              <w:bottom w:w="80" w:type="dxa"/>
+              <w:left w:w="100" w:type="dxa"/>
+              <w:right w:w="100" w:type="dxa"/>
+            </w:tcMar>
           </w:tcPr>
           <w:p>
+            <w:pPr>
+              <w:jc w:val="center"/>
+            </w:pPr>
             <w:r>
+              <w:rPr>
+                <w:b/>
+                <w:sz w:val="17"/>
+              </w:rPr>
               <w:t>FR9</w:t>
             </w:r>
           </w:p>
         </w:tc>
         <w:tc>
           <w:tcPr>
-            <w:tcW w:type="dxa" w:w="1728"/>
+            <w:tcW w:type="dxa" w:w="3600"/>
+            <w:vAlign w:val="center"/>
+            <w:tcMar>
+              <w:top w:w="80" w:type="dxa"/>
+              <w:bottom w:w="80" w:type="dxa"/>
+              <w:left w:w="100" w:type="dxa"/>
+              <w:right w:w="100" w:type="dxa"/>
+            </w:tcMar>
           </w:tcPr>
           <w:p>
+            <w:pPr>
+              <w:jc w:val="left"/>
+            </w:pPr>
             <w:r>
-              <w:t>Support export formats including JSON and human readable reports</w:t>
+              <w:rPr>
+                <w:sz w:val="17"/>
+              </w:rPr>
+              <w:t>Support export formats including structured JSON and human-readable reports</w:t>
             </w:r>
           </w:p>
         </w:tc>
         <w:tc>
           <w:tcPr>
-            <w:tcW w:type="dxa" w:w="1728"/>
+            <w:tcW w:type="dxa" w:w="4320"/>
+            <w:vAlign w:val="center"/>
+            <w:tcMar>
+              <w:top w:w="80" w:type="dxa"/>
+              <w:bottom w:w="80" w:type="dxa"/>
+              <w:left w:w="100" w:type="dxa"/>
+              <w:right w:w="100" w:type="dxa"/>
+            </w:tcMar>
           </w:tcPr>
           <w:p>
+            <w:pPr>
+              <w:jc w:val="left"/>
+            </w:pPr>
             <w:r>
-              <w:t>Output Packaging Service</w:t>
+              <w:rPr>
+                <w:sz w:val="17"/>
+              </w:rPr>
+              <w:t>Output Packaging &amp; Export Service</w:t>
             </w:r>
           </w:p>
         </w:tc>
         <w:tc>
           <w:tcPr>
-            <w:tcW w:type="dxa" w:w="1728"/>
+            <w:tcW w:type="dxa" w:w="1584"/>
+            <w:vAlign w:val="center"/>
+            <w:tcMar>
+              <w:top w:w="80" w:type="dxa"/>
+              <w:bottom w:w="80" w:type="dxa"/>
+              <w:left w:w="100" w:type="dxa"/>
+              <w:right w:w="100" w:type="dxa"/>
+            </w:tcMar>
           </w:tcPr>
           <w:p>
+            <w:pPr>
+              <w:jc w:val="center"/>
+            </w:pPr>
             <w:r>
+              <w:rPr>
+                <w:sz w:val="17"/>
+              </w:rPr>
               <w:t>Integration Test</w:t>
             </w:r>
           </w:p>
         </w:tc>
         <w:tc>
           <w:tcPr>
-            <w:tcW w:type="dxa" w:w="1728"/>
+            <w:tcW w:type="dxa" w:w="4464"/>
+            <w:vAlign w:val="center"/>
+            <w:tcMar>
+              <w:top w:w="80" w:type="dxa"/>
+              <w:bottom w:w="80" w:type="dxa"/>
+              <w:left w:w="100" w:type="dxa"/>
+              <w:right w:w="100" w:type="dxa"/>
+            </w:tcMar>
           </w:tcPr>
           <w:p>
+            <w:pPr>
+              <w:jc w:val="left"/>
+            </w:pPr>
             <w:r>
-              <w:t>Generate exports and validate JSON schema and formatted report output</w:t>
+              <w:rPr>
+                <w:sz w:val="17"/>
+              </w:rPr>
+              <w:t>Generate export artifacts and verify valid JSON outputs, Word/PDF report packet creation, and export manifest integrity.</w:t>
             </w:r>
           </w:p>
         </w:tc>
       </w:tr>
       <w:tr>
+        <w:trPr>
+          <w:cantSplit/>
+        </w:trPr>
         <w:tc>
           <w:tcPr>
-            <w:tcW w:type="dxa" w:w="1728"/>
+            <w:tcW w:type="dxa" w:w="1152"/>
+            <w:vAlign w:val="center"/>
+            <w:tcMar>
+              <w:top w:w="80" w:type="dxa"/>
+              <w:bottom w:w="80" w:type="dxa"/>
+              <w:left w:w="100" w:type="dxa"/>
+              <w:right w:w="100" w:type="dxa"/>
+            </w:tcMar>
           </w:tcPr>
           <w:p>
+            <w:pPr>
+              <w:jc w:val="center"/>
+            </w:pPr>
             <w:r>
+              <w:rPr>
+                <w:b/>
+                <w:sz w:val="17"/>
+              </w:rPr>
               <w:t>FR10</w:t>
             </w:r>
           </w:p>
         </w:tc>
         <w:tc>
           <w:tcPr>
-            <w:tcW w:type="dxa" w:w="1728"/>
+            <w:tcW w:type="dxa" w:w="3600"/>
+            <w:vAlign w:val="center"/>
+            <w:tcMar>
+              <w:top w:w="80" w:type="dxa"/>
+              <w:bottom w:w="80" w:type="dxa"/>
+              <w:left w:w="100" w:type="dxa"/>
+              <w:right w:w="100" w:type="dxa"/>
+            </w:tcMar>
           </w:tcPr>
           <w:p>
+            <w:pPr>
+              <w:jc w:val="left"/>
+            </w:pPr>
             <w:r>
+              <w:rPr>
+                <w:sz w:val="17"/>
+              </w:rPr>
               <w:t>Support re-run and versioning of model outputs</w:t>
             </w:r>
           </w:p>
         </w:tc>
         <w:tc>
           <w:tcPr>
-            <w:tcW w:type="dxa" w:w="1728"/>
+            <w:tcW w:type="dxa" w:w="4320"/>
+            <w:vAlign w:val="center"/>
+            <w:tcMar>
+              <w:top w:w="80" w:type="dxa"/>
+              <w:bottom w:w="80" w:type="dxa"/>
+              <w:left w:w="100" w:type="dxa"/>
+              <w:right w:w="100" w:type="dxa"/>
+            </w:tcMar>
           </w:tcPr>
           <w:p>
+            <w:pPr>
+              <w:jc w:val="left"/>
+            </w:pPr>
             <w:r>
-              <w:t>Version Control / Run Management Service</w:t>
+              <w:rPr>
+                <w:sz w:val="17"/>
+              </w:rPr>
+              <w:t>Run Management &amp; Versioning Service; Output Packaging &amp; Export Service</w:t>
             </w:r>
           </w:p>
         </w:tc>
         <w:tc>
           <w:tcPr>
-            <w:tcW w:type="dxa" w:w="1728"/>
+            <w:tcW w:type="dxa" w:w="1584"/>
+            <w:vAlign w:val="center"/>
+            <w:tcMar>
+              <w:top w:w="80" w:type="dxa"/>
+              <w:bottom w:w="80" w:type="dxa"/>
+              <w:left w:w="100" w:type="dxa"/>
+              <w:right w:w="100" w:type="dxa"/>
+            </w:tcMar>
           </w:tcPr>
           <w:p>
+            <w:pPr>
+              <w:jc w:val="center"/>
+            </w:pPr>
             <w:r>
+              <w:rPr>
+                <w:sz w:val="17"/>
+              </w:rPr>
               <w:t>System Test</w:t>
             </w:r>
           </w:p>
         </w:tc>
         <w:tc>
           <w:tcPr>
-            <w:tcW w:type="dxa" w:w="1728"/>
+            <w:tcW w:type="dxa" w:w="4464"/>
+            <w:vAlign w:val="center"/>
+            <w:tcMar>
+              <w:top w:w="80" w:type="dxa"/>
+              <w:bottom w:w="80" w:type="dxa"/>
+              <w:left w:w="100" w:type="dxa"/>
+              <w:right w:w="100" w:type="dxa"/>
+            </w:tcMar>
           </w:tcPr>
           <w:p>
+            <w:pPr>
+              <w:jc w:val="left"/>
+            </w:pPr>
             <w:r>
-              <w:t>Update inputs and verify versioned output and change log generation</w:t>
+              <w:rPr>
+                <w:sz w:val="17"/>
+              </w:rPr>
+              <w:t>Update inputs and verify new run version creation, lineage preservation, parameter-difference computation, and changelog generation.</w:t>
             </w:r>
           </w:p>
         </w:tc>
       </w:tr>
       <w:tr>
+        <w:trPr>
+          <w:cantSplit/>
+        </w:trPr>
         <w:tc>
           <w:tcPr>
-            <w:tcW w:type="dxa" w:w="1728"/>
+            <w:tcW w:type="dxa" w:w="1152"/>
+            <w:vAlign w:val="center"/>
+            <w:tcMar>
+              <w:top w:w="80" w:type="dxa"/>
+              <w:bottom w:w="80" w:type="dxa"/>
+              <w:left w:w="100" w:type="dxa"/>
+              <w:right w:w="100" w:type="dxa"/>
+            </w:tcMar>
           </w:tcPr>
           <w:p>
+            <w:pPr>
+              <w:jc w:val="center"/>
+            </w:pPr>
             <w:r>
+              <w:rPr>
+                <w:b/>
+                <w:sz w:val="17"/>
+              </w:rPr>
               <w:t>FR11</w:t>
             </w:r>
           </w:p>
         </w:tc>
         <w:tc>
           <w:tcPr>
-            <w:tcW w:type="dxa" w:w="1728"/>
+            <w:tcW w:type="dxa" w:w="3600"/>
+            <w:vAlign w:val="center"/>
+            <w:tcMar>
+              <w:top w:w="80" w:type="dxa"/>
+              <w:bottom w:w="80" w:type="dxa"/>
+              <w:left w:w="100" w:type="dxa"/>
+              <w:right w:w="100" w:type="dxa"/>
+            </w:tcMar>
           </w:tcPr>
           <w:p>
+            <w:pPr>
+              <w:jc w:val="left"/>
+            </w:pPr>
             <w:r>
-              <w:t>Support validation workflow with telemetry data</w:t>
+              <w:rPr>
+                <w:sz w:val="17"/>
+              </w:rPr>
+              <w:t>Support validation workflow with telemetry or commissioning data</w:t>
             </w:r>
           </w:p>
         </w:tc>
         <w:tc>
           <w:tcPr>
-            <w:tcW w:type="dxa" w:w="1728"/>
+            <w:tcW w:type="dxa" w:w="4320"/>
+            <w:vAlign w:val="center"/>
+            <w:tcMar>
+              <w:top w:w="80" w:type="dxa"/>
+              <w:bottom w:w="80" w:type="dxa"/>
+              <w:left w:w="100" w:type="dxa"/>
+              <w:right w:w="100" w:type="dxa"/>
+            </w:tcMar>
           </w:tcPr>
           <w:p>
+            <w:pPr>
+              <w:jc w:val="left"/>
+            </w:pPr>
             <w:r>
-              <w:t>Calibration Engine</w:t>
+              <w:rPr>
+                <w:sz w:val="17"/>
+              </w:rPr>
+              <w:t>Calibration Service; Run Management &amp; Versioning Service</w:t>
             </w:r>
           </w:p>
         </w:tc>
         <w:tc>
           <w:tcPr>
-            <w:tcW w:type="dxa" w:w="1728"/>
+            <w:tcW w:type="dxa" w:w="1584"/>
+            <w:vAlign w:val="center"/>
+            <w:tcMar>
+              <w:top w:w="80" w:type="dxa"/>
+              <w:bottom w:w="80" w:type="dxa"/>
+              <w:left w:w="100" w:type="dxa"/>
+              <w:right w:w="100" w:type="dxa"/>
+            </w:tcMar>
           </w:tcPr>
           <w:p>
+            <w:pPr>
+              <w:jc w:val="center"/>
+            </w:pPr>
             <w:r>
+              <w:rPr>
+                <w:sz w:val="17"/>
+              </w:rPr>
               <w:t>System Test</w:t>
             </w:r>
           </w:p>
         </w:tc>
         <w:tc>
           <w:tcPr>
-            <w:tcW w:type="dxa" w:w="1728"/>
+            <w:tcW w:type="dxa" w:w="4464"/>
+            <w:vAlign w:val="center"/>
+            <w:tcMar>
+              <w:top w:w="80" w:type="dxa"/>
+              <w:bottom w:w="80" w:type="dxa"/>
+              <w:left w:w="100" w:type="dxa"/>
+              <w:right w:w="100" w:type="dxa"/>
+            </w:tcMar>
           </w:tcPr>
           <w:p>
+            <w:pPr>
+              <w:jc w:val="left"/>
+            </w:pPr>
             <w:r>
-              <w:t>Feed commissioning data and verify parameter updates and confidence improvements</w:t>
+              <w:rPr>
+                <w:sz w:val="17"/>
+              </w:rPr>
+              <w:t>Submit telemetry or commissioning observations and verify parameter updates, confidence adjustments, retained history, and version-preserving calibration lineage.</w:t>
             </w:r>
           </w:p>
         </w:tc>
       </w:tr>
       <w:tr>
+        <w:trPr>
+          <w:cantSplit/>
+        </w:trPr>
         <w:tc>
           <w:tcPr>
-            <w:tcW w:type="dxa" w:w="1728"/>
+            <w:tcW w:type="dxa" w:w="1152"/>
+            <w:vAlign w:val="center"/>
+            <w:tcMar>
+              <w:top w:w="80" w:type="dxa"/>
+              <w:bottom w:w="80" w:type="dxa"/>
+              <w:left w:w="100" w:type="dxa"/>
+              <w:right w:w="100" w:type="dxa"/>
+            </w:tcMar>
           </w:tcPr>
           <w:p>
+            <w:pPr>
+              <w:jc w:val="center"/>
+            </w:pPr>
             <w:r>
+              <w:rPr>
+                <w:b/>
+                <w:sz w:val="17"/>
+              </w:rPr>
               <w:t>NFR1</w:t>
             </w:r>
           </w:p>
         </w:tc>
         <w:tc>
           <w:tcPr>
-            <w:tcW w:type="dxa" w:w="1728"/>
+            <w:tcW w:type="dxa" w:w="3600"/>
+            <w:vAlign w:val="center"/>
+            <w:tcMar>
+              <w:top w:w="80" w:type="dxa"/>
+              <w:bottom w:w="80" w:type="dxa"/>
+              <w:left w:w="100" w:type="dxa"/>
+              <w:right w:w="100" w:type="dxa"/>
+            </w:tcMar>
           </w:tcPr>
           <w:p>
+            <w:pPr>
+              <w:jc w:val="left"/>
+            </w:pPr>
             <w:r>
-              <w:t>Enforce least privilege access control</w:t>
+              <w:rPr>
+                <w:sz w:val="17"/>
+              </w:rPr>
+              <w:t>Enforce least-privilege access control</w:t>
             </w:r>
           </w:p>
         </w:tc>
         <w:tc>
           <w:tcPr>
-            <w:tcW w:type="dxa" w:w="1728"/>
+            <w:tcW w:type="dxa" w:w="4320"/>
+            <w:vAlign w:val="center"/>
+            <w:tcMar>
+              <w:top w:w="80" w:type="dxa"/>
+              <w:bottom w:w="80" w:type="dxa"/>
+              <w:left w:w="100" w:type="dxa"/>
+              <w:right w:w="100" w:type="dxa"/>
+            </w:tcMar>
           </w:tcPr>
           <w:p>
+            <w:pPr>
+              <w:jc w:val="left"/>
+            </w:pPr>
             <w:r>
-              <w:t>Identity and Access Management</w:t>
+              <w:rPr>
+                <w:sz w:val="17"/>
+              </w:rPr>
+              <w:t>API Gateway / Web UI; Identity and Access Management</w:t>
             </w:r>
           </w:p>
         </w:tc>
         <w:tc>
           <w:tcPr>
-            <w:tcW w:type="dxa" w:w="1728"/>
+            <w:tcW w:type="dxa" w:w="1584"/>
+            <w:vAlign w:val="center"/>
+            <w:tcMar>
+              <w:top w:w="80" w:type="dxa"/>
+              <w:bottom w:w="80" w:type="dxa"/>
+              <w:left w:w="100" w:type="dxa"/>
+              <w:right w:w="100" w:type="dxa"/>
+            </w:tcMar>
           </w:tcPr>
           <w:p>
+            <w:pPr>
+              <w:jc w:val="center"/>
+            </w:pPr>
             <w:r>
+              <w:rPr>
+                <w:sz w:val="17"/>
+              </w:rPr>
               <w:t>Security Test</w:t>
             </w:r>
           </w:p>
         </w:tc>
         <w:tc>
           <w:tcPr>
-            <w:tcW w:type="dxa" w:w="1728"/>
+            <w:tcW w:type="dxa" w:w="4464"/>
+            <w:vAlign w:val="center"/>
+            <w:tcMar>
+              <w:top w:w="80" w:type="dxa"/>
+              <w:bottom w:w="80" w:type="dxa"/>
+              <w:left w:w="100" w:type="dxa"/>
+              <w:right w:w="100" w:type="dxa"/>
+            </w:tcMar>
           </w:tcPr>
           <w:p>
+            <w:pPr>
+              <w:jc w:val="left"/>
+            </w:pPr>
             <w:r>
-              <w:t>Validate role based access restrictions</w:t>
+              <w:rPr>
+                <w:sz w:val="17"/>
+              </w:rPr>
+              <w:t>Verify project-scoped role-based access restrictions for Engineer, Planner, Administrator, and Auditor roles.</w:t>
             </w:r>
           </w:p>
         </w:tc>
       </w:tr>
       <w:tr>
+        <w:trPr>
+          <w:cantSplit/>
+        </w:trPr>
         <w:tc>
           <w:tcPr>
-            <w:tcW w:type="dxa" w:w="1728"/>
+            <w:tcW w:type="dxa" w:w="1152"/>
+            <w:vAlign w:val="center"/>
+            <w:tcMar>
+              <w:top w:w="80" w:type="dxa"/>
+              <w:bottom w:w="80" w:type="dxa"/>
+              <w:left w:w="100" w:type="dxa"/>
+              <w:right w:w="100" w:type="dxa"/>
+            </w:tcMar>
           </w:tcPr>
           <w:p>
+            <w:pPr>
+              <w:jc w:val="center"/>
+            </w:pPr>
             <w:r>
+              <w:rPr>
+                <w:b/>
+                <w:sz w:val="17"/>
+              </w:rPr>
               <w:t>NFR2</w:t>
             </w:r>
           </w:p>
         </w:tc>
         <w:tc>
           <w:tcPr>
-            <w:tcW w:type="dxa" w:w="1728"/>
+            <w:tcW w:type="dxa" w:w="3600"/>
+            <w:vAlign w:val="center"/>
+            <w:tcMar>
+              <w:top w:w="80" w:type="dxa"/>
+              <w:bottom w:w="80" w:type="dxa"/>
+              <w:left w:w="100" w:type="dxa"/>
+              <w:right w:w="100" w:type="dxa"/>
+            </w:tcMar>
           </w:tcPr>
           <w:p>
+            <w:pPr>
+              <w:jc w:val="left"/>
+            </w:pPr>
             <w:r>
+              <w:rPr>
+                <w:sz w:val="17"/>
+              </w:rPr>
               <w:t>Encrypt documents at rest and in transit</w:t>
             </w:r>
           </w:p>
         </w:tc>
         <w:tc>
           <w:tcPr>
-            <w:tcW w:type="dxa" w:w="1728"/>
+            <w:tcW w:type="dxa" w:w="4320"/>
+            <w:vAlign w:val="center"/>
+            <w:tcMar>
+              <w:top w:w="80" w:type="dxa"/>
+              <w:bottom w:w="80" w:type="dxa"/>
+              <w:left w:w="100" w:type="dxa"/>
+              <w:right w:w="100" w:type="dxa"/>
+            </w:tcMar>
           </w:tcPr>
           <w:p>
+            <w:pPr>
+              <w:jc w:val="left"/>
+            </w:pPr>
             <w:r>
-              <w:t>Encryption Layer / Key Management</w:t>
+              <w:rPr>
+                <w:sz w:val="17"/>
+              </w:rPr>
+              <w:t>Object Storage Layer; Key Management Service</w:t>
             </w:r>
           </w:p>
         </w:tc>
         <w:tc>
           <w:tcPr>
-            <w:tcW w:type="dxa" w:w="1728"/>
+            <w:tcW w:type="dxa" w:w="1584"/>
+            <w:vAlign w:val="center"/>
+            <w:tcMar>
+              <w:top w:w="80" w:type="dxa"/>
+              <w:bottom w:w="80" w:type="dxa"/>
+              <w:left w:w="100" w:type="dxa"/>
+              <w:right w:w="100" w:type="dxa"/>
+            </w:tcMar>
           </w:tcPr>
           <w:p>
+            <w:pPr>
+              <w:jc w:val="center"/>
+            </w:pPr>
             <w:r>
+              <w:rPr>
+                <w:sz w:val="17"/>
+              </w:rPr>
               <w:t>Security Test</w:t>
             </w:r>
           </w:p>
         </w:tc>
         <w:tc>
           <w:tcPr>
-            <w:tcW w:type="dxa" w:w="1728"/>
+            <w:tcW w:type="dxa" w:w="4464"/>
+            <w:vAlign w:val="center"/>
+            <w:tcMar>
+              <w:top w:w="80" w:type="dxa"/>
+              <w:bottom w:w="80" w:type="dxa"/>
+              <w:left w:w="100" w:type="dxa"/>
+              <w:right w:w="100" w:type="dxa"/>
+            </w:tcMar>
           </w:tcPr>
           <w:p>
+            <w:pPr>
+              <w:jc w:val="left"/>
+            </w:pPr>
             <w:r>
-              <w:t>Verify encryption protocols and key usage</w:t>
+              <w:rPr>
+                <w:sz w:val="17"/>
+              </w:rPr>
+              <w:t>Verify encryption at rest for stored artifacts and TLS protection for data in transit.</w:t>
             </w:r>
           </w:p>
         </w:tc>
       </w:tr>
       <w:tr>
+        <w:trPr>
+          <w:cantSplit/>
+        </w:trPr>
         <w:tc>
           <w:tcPr>
-            <w:tcW w:type="dxa" w:w="1728"/>
+            <w:tcW w:type="dxa" w:w="1152"/>
+            <w:vAlign w:val="center"/>
+            <w:tcMar>
+              <w:top w:w="80" w:type="dxa"/>
+              <w:bottom w:w="80" w:type="dxa"/>
+              <w:left w:w="100" w:type="dxa"/>
+              <w:right w:w="100" w:type="dxa"/>
+            </w:tcMar>
           </w:tcPr>
           <w:p>
+            <w:pPr>
+              <w:jc w:val="center"/>
+            </w:pPr>
             <w:r>
+              <w:rPr>
+                <w:b/>
+                <w:sz w:val="17"/>
+              </w:rPr>
               <w:t>NFR3</w:t>
             </w:r>
           </w:p>
         </w:tc>
         <w:tc>
           <w:tcPr>
-            <w:tcW w:type="dxa" w:w="1728"/>
+            <w:tcW w:type="dxa" w:w="3600"/>
+            <w:vAlign w:val="center"/>
+            <w:tcMar>
+              <w:top w:w="80" w:type="dxa"/>
+              <w:bottom w:w="80" w:type="dxa"/>
+              <w:left w:w="100" w:type="dxa"/>
+              <w:right w:w="100" w:type="dxa"/>
+            </w:tcMar>
           </w:tcPr>
           <w:p>
+            <w:pPr>
+              <w:jc w:val="left"/>
+            </w:pPr>
             <w:r>
-              <w:t>Log system access and model generation events</w:t>
+              <w:rPr>
+                <w:sz w:val="17"/>
+              </w:rPr>
+              <w:t>Log system access and model-generation events for audit</w:t>
             </w:r>
           </w:p>
         </w:tc>
         <w:tc>
           <w:tcPr>
-            <w:tcW w:type="dxa" w:w="1728"/>
+            <w:tcW w:type="dxa" w:w="4320"/>
+            <w:vAlign w:val="center"/>
+            <w:tcMar>
+              <w:top w:w="80" w:type="dxa"/>
+              <w:bottom w:w="80" w:type="dxa"/>
+              <w:left w:w="100" w:type="dxa"/>
+              <w:right w:w="100" w:type="dxa"/>
+            </w:tcMar>
           </w:tcPr>
           <w:p>
+            <w:pPr>
+              <w:jc w:val="left"/>
+            </w:pPr>
             <w:r>
-              <w:t>Observability and Logging Services</w:t>
+              <w:rPr>
+                <w:sz w:val="17"/>
+              </w:rPr>
+              <w:t>Run Management &amp; Versioning Service; Platform Observability / Logging</w:t>
             </w:r>
           </w:p>
         </w:tc>
         <w:tc>
           <w:tcPr>
-            <w:tcW w:type="dxa" w:w="1728"/>
+            <w:tcW w:type="dxa" w:w="1584"/>
+            <w:vAlign w:val="center"/>
+            <w:tcMar>
+              <w:top w:w="80" w:type="dxa"/>
+              <w:bottom w:w="80" w:type="dxa"/>
+              <w:left w:w="100" w:type="dxa"/>
+              <w:right w:w="100" w:type="dxa"/>
+            </w:tcMar>
           </w:tcPr>
           <w:p>
+            <w:pPr>
+              <w:jc w:val="center"/>
+            </w:pPr>
             <w:r>
+              <w:rPr>
+                <w:sz w:val="17"/>
+              </w:rPr>
               <w:t>Audit Test</w:t>
             </w:r>
           </w:p>
         </w:tc>
         <w:tc>
           <w:tcPr>
-            <w:tcW w:type="dxa" w:w="1728"/>
+            <w:tcW w:type="dxa" w:w="4464"/>
+            <w:vAlign w:val="center"/>
+            <w:tcMar>
+              <w:top w:w="80" w:type="dxa"/>
+              <w:bottom w:w="80" w:type="dxa"/>
+              <w:left w:w="100" w:type="dxa"/>
+              <w:right w:w="100" w:type="dxa"/>
+            </w:tcMar>
           </w:tcPr>
           <w:p>
+            <w:pPr>
+              <w:jc w:val="left"/>
+            </w:pPr>
             <w:r>
-              <w:t>Confirm logs record document access and model generation activity</w:t>
+              <w:rPr>
+                <w:sz w:val="17"/>
+              </w:rPr>
+              <w:t>Confirm logs record document access, run execution, export actions, and other auditable system events required by the architecture.</w:t>
             </w:r>
           </w:p>
         </w:tc>
       </w:tr>
       <w:tr>
+        <w:trPr>
+          <w:cantSplit/>
+        </w:trPr>
         <w:tc>
           <w:tcPr>
-            <w:tcW w:type="dxa" w:w="1728"/>
+            <w:tcW w:type="dxa" w:w="1152"/>
+            <w:vAlign w:val="center"/>
+            <w:tcMar>
+              <w:top w:w="80" w:type="dxa"/>
+              <w:bottom w:w="80" w:type="dxa"/>
+              <w:left w:w="100" w:type="dxa"/>
+              <w:right w:w="100" w:type="dxa"/>
+            </w:tcMar>
           </w:tcPr>
           <w:p>
+            <w:pPr>
+              <w:jc w:val="center"/>
+            </w:pPr>
             <w:r>
+              <w:rPr>
+                <w:b/>
+                <w:sz w:val="17"/>
+              </w:rPr>
               <w:t>NFR4</w:t>
             </w:r>
           </w:p>
         </w:tc>
         <w:tc>
           <w:tcPr>
-            <w:tcW w:type="dxa" w:w="1728"/>
+            <w:tcW w:type="dxa" w:w="3600"/>
+            <w:vAlign w:val="center"/>
+            <w:tcMar>
+              <w:top w:w="80" w:type="dxa"/>
+              <w:bottom w:w="80" w:type="dxa"/>
+              <w:left w:w="100" w:type="dxa"/>
+              <w:right w:w="100" w:type="dxa"/>
+            </w:tcMar>
           </w:tcPr>
           <w:p>
+            <w:pPr>
+              <w:jc w:val="left"/>
+            </w:pPr>
             <w:r>
+              <w:rPr>
+                <w:sz w:val="17"/>
+              </w:rPr>
               <w:t>Ensure parameter traceability</w:t>
             </w:r>
           </w:p>
         </w:tc>
         <w:tc>
           <w:tcPr>
-            <w:tcW w:type="dxa" w:w="1728"/>
+            <w:tcW w:type="dxa" w:w="4320"/>
+            <w:vAlign w:val="center"/>
+            <w:tcMar>
+              <w:top w:w="80" w:type="dxa"/>
+              <w:bottom w:w="80" w:type="dxa"/>
+              <w:left w:w="100" w:type="dxa"/>
+              <w:right w:w="100" w:type="dxa"/>
+            </w:tcMar>
           </w:tcPr>
           <w:p>
+            <w:pPr>
+              <w:jc w:val="left"/>
+            </w:pPr>
             <w:r>
-              <w:t>Traceability Engine</w:t>
+              <w:rPr>
+                <w:sz w:val="17"/>
+              </w:rPr>
+              <w:t>Parameter Translation Service; Output Packaging &amp; Export Service</w:t>
             </w:r>
           </w:p>
         </w:tc>
         <w:tc>
           <w:tcPr>
-            <w:tcW w:type="dxa" w:w="1728"/>
+            <w:tcW w:type="dxa" w:w="1584"/>
+            <w:vAlign w:val="center"/>
+            <w:tcMar>
+              <w:top w:w="80" w:type="dxa"/>
+              <w:bottom w:w="80" w:type="dxa"/>
+              <w:left w:w="100" w:type="dxa"/>
+              <w:right w:w="100" w:type="dxa"/>
+            </w:tcMar>
           </w:tcPr>
           <w:p>
+            <w:pPr>
+              <w:jc w:val="center"/>
+            </w:pPr>
             <w:r>
+              <w:rPr>
+                <w:sz w:val="17"/>
+              </w:rPr>
               <w:t>System Test</w:t>
             </w:r>
           </w:p>
         </w:tc>
         <w:tc>
           <w:tcPr>
-            <w:tcW w:type="dxa" w:w="1728"/>
+            <w:tcW w:type="dxa" w:w="4464"/>
+            <w:vAlign w:val="center"/>
+            <w:tcMar>
+              <w:top w:w="80" w:type="dxa"/>
+              <w:bottom w:w="80" w:type="dxa"/>
+              <w:left w:w="100" w:type="dxa"/>
+              <w:right w:w="100" w:type="dxa"/>
+            </w:tcMar>
           </w:tcPr>
           <w:p>
+            <w:pPr>
+              <w:jc w:val="left"/>
+            </w:pPr>
             <w:r>
-              <w:t>Verify each output parameter links to evidence source or rule</w:t>
+              <w:rPr>
+                <w:sz w:val="17"/>
+              </w:rPr>
+              <w:t>Verify every output parameter contains a provenance reference to a source document/snippet, rule identifier, or explicit assumption.</w:t>
             </w:r>
           </w:p>
         </w:tc>
       </w:tr>
       <w:tr>
+        <w:trPr>
+          <w:cantSplit/>
+        </w:trPr>
         <w:tc>
           <w:tcPr>
-            <w:tcW w:type="dxa" w:w="1728"/>
+            <w:tcW w:type="dxa" w:w="1152"/>
+            <w:vAlign w:val="center"/>
+            <w:tcMar>
+              <w:top w:w="80" w:type="dxa"/>
+              <w:bottom w:w="80" w:type="dxa"/>
+              <w:left w:w="100" w:type="dxa"/>
+              <w:right w:w="100" w:type="dxa"/>
+            </w:tcMar>
           </w:tcPr>
           <w:p>
+            <w:pPr>
+              <w:jc w:val="center"/>
+            </w:pPr>
             <w:r>
+              <w:rPr>
+                <w:b/>
+                <w:sz w:val="17"/>
+              </w:rPr>
               <w:t>NFR5</w:t>
             </w:r>
           </w:p>
         </w:tc>
         <w:tc>
           <w:tcPr>
-            <w:tcW w:type="dxa" w:w="1728"/>
+            <w:tcW w:type="dxa" w:w="3600"/>
+            <w:vAlign w:val="center"/>
+            <w:tcMar>
+              <w:top w:w="80" w:type="dxa"/>
+              <w:bottom w:w="80" w:type="dxa"/>
+              <w:left w:w="100" w:type="dxa"/>
+              <w:right w:w="100" w:type="dxa"/>
+            </w:tcMar>
           </w:tcPr>
           <w:p>
+            <w:pPr>
+              <w:jc w:val="left"/>
+            </w:pPr>
             <w:r>
+              <w:rPr>
+                <w:sz w:val="17"/>
+              </w:rPr>
               <w:t>Ensure reproducible outputs</w:t>
             </w:r>
           </w:p>
         </w:tc>
         <w:tc>
           <w:tcPr>
-            <w:tcW w:type="dxa" w:w="1728"/>
+            <w:tcW w:type="dxa" w:w="4320"/>
+            <w:vAlign w:val="center"/>
+            <w:tcMar>
+              <w:top w:w="80" w:type="dxa"/>
+              <w:bottom w:w="80" w:type="dxa"/>
+              <w:left w:w="100" w:type="dxa"/>
+              <w:right w:w="100" w:type="dxa"/>
+            </w:tcMar>
           </w:tcPr>
           <w:p>
+            <w:pPr>
+              <w:jc w:val="left"/>
+            </w:pPr>
             <w:r>
-              <w:t>Version Management System</w:t>
+              <w:rPr>
+                <w:sz w:val="17"/>
+              </w:rPr>
+              <w:t>Run Management &amp; Versioning Service; Canonical State Service; Prompt Builder Service</w:t>
             </w:r>
           </w:p>
         </w:tc>
         <w:tc>
           <w:tcPr>
-            <w:tcW w:type="dxa" w:w="1728"/>
+            <w:tcW w:type="dxa" w:w="1584"/>
+            <w:vAlign w:val="center"/>
+            <w:tcMar>
+              <w:top w:w="80" w:type="dxa"/>
+              <w:bottom w:w="80" w:type="dxa"/>
+              <w:left w:w="100" w:type="dxa"/>
+              <w:right w:w="100" w:type="dxa"/>
+            </w:tcMar>
           </w:tcPr>
           <w:p>
+            <w:pPr>
+              <w:jc w:val="center"/>
+            </w:pPr>
             <w:r>
+              <w:rPr>
+                <w:sz w:val="17"/>
+              </w:rPr>
               <w:t>Regression Test</w:t>
             </w:r>
           </w:p>
         </w:tc>
         <w:tc>
           <w:tcPr>
-            <w:tcW w:type="dxa" w:w="1728"/>
+            <w:tcW w:type="dxa" w:w="4464"/>
+            <w:vAlign w:val="center"/>
+            <w:tcMar>
+              <w:top w:w="80" w:type="dxa"/>
+              <w:bottom w:w="80" w:type="dxa"/>
+              <w:left w:w="100" w:type="dxa"/>
+              <w:right w:w="100" w:type="dxa"/>
+            </w:tcMar>
           </w:tcPr>
           <w:p>
+            <w:pPr>
+              <w:jc w:val="left"/>
+            </w:pPr>
             <w:r>
-              <w:t>Run system with identical inputs and verify reproducible results</w:t>
+              <w:rPr>
+                <w:sz w:val="17"/>
+              </w:rPr>
+              <w:t>Execute identical runs with pinned configuration and verify reproducible outputs within tolerance using run lineage, prompt versioning, and canonical-state references.</w:t>
             </w:r>
           </w:p>
         </w:tc>
       </w:tr>
       <w:tr>
+        <w:trPr>
+          <w:cantSplit/>
+        </w:trPr>
         <w:tc>
           <w:tcPr>
-            <w:tcW w:type="dxa" w:w="1728"/>
+            <w:tcW w:type="dxa" w:w="1152"/>
+            <w:vAlign w:val="center"/>
+            <w:tcMar>
+              <w:top w:w="80" w:type="dxa"/>
+              <w:bottom w:w="80" w:type="dxa"/>
+              <w:left w:w="100" w:type="dxa"/>
+              <w:right w:w="100" w:type="dxa"/>
+            </w:tcMar>
           </w:tcPr>
           <w:p>
+            <w:pPr>
+              <w:jc w:val="center"/>
+            </w:pPr>
             <w:r>
+              <w:rPr>
+                <w:b/>
+                <w:sz w:val="17"/>
+              </w:rPr>
               <w:t>NFR6</w:t>
             </w:r>
           </w:p>
         </w:tc>
         <w:tc>
           <w:tcPr>
-            <w:tcW w:type="dxa" w:w="1728"/>
+            <w:tcW w:type="dxa" w:w="3600"/>
+            <w:vAlign w:val="center"/>
+            <w:tcMar>
+              <w:top w:w="80" w:type="dxa"/>
+              <w:bottom w:w="80" w:type="dxa"/>
+              <w:left w:w="100" w:type="dxa"/>
+              <w:right w:w="100" w:type="dxa"/>
+            </w:tcMar>
           </w:tcPr>
           <w:p>
+            <w:pPr>
+              <w:jc w:val="left"/>
+            </w:pPr>
             <w:r>
+              <w:rPr>
+                <w:sz w:val="17"/>
+              </w:rPr>
               <w:t>Meet acceptable performance timelines</w:t>
             </w:r>
           </w:p>
         </w:tc>
         <w:tc>
           <w:tcPr>
-            <w:tcW w:type="dxa" w:w="1728"/>
+            <w:tcW w:type="dxa" w:w="4320"/>
+            <w:vAlign w:val="center"/>
+            <w:tcMar>
+              <w:top w:w="80" w:type="dxa"/>
+              <w:bottom w:w="80" w:type="dxa"/>
+              <w:left w:w="100" w:type="dxa"/>
+              <w:right w:w="100" w:type="dxa"/>
+            </w:tcMar>
           </w:tcPr>
           <w:p>
+            <w:pPr>
+              <w:jc w:val="left"/>
+            </w:pPr>
             <w:r>
-              <w:t>Processing Pipeline / Infrastructure</w:t>
+              <w:rPr>
+                <w:sz w:val="17"/>
+              </w:rPr>
+              <w:t>Processing Pipeline Services; Infrastructure Platform</w:t>
             </w:r>
           </w:p>
         </w:tc>
         <w:tc>
           <w:tcPr>
-            <w:tcW w:type="dxa" w:w="1728"/>
+            <w:tcW w:type="dxa" w:w="1584"/>
+            <w:vAlign w:val="center"/>
+            <w:tcMar>
+              <w:top w:w="80" w:type="dxa"/>
+              <w:bottom w:w="80" w:type="dxa"/>
+              <w:left w:w="100" w:type="dxa"/>
+              <w:right w:w="100" w:type="dxa"/>
+            </w:tcMar>
           </w:tcPr>
           <w:p>
+            <w:pPr>
+              <w:jc w:val="center"/>
+            </w:pPr>
             <w:r>
+              <w:rPr>
+                <w:sz w:val="17"/>
+              </w:rPr>
               <w:t>Performance Test</w:t>
             </w:r>
           </w:p>
         </w:tc>
         <w:tc>
           <w:tcPr>
-            <w:tcW w:type="dxa" w:w="1728"/>
+            <w:tcW w:type="dxa" w:w="4464"/>
+            <w:vAlign w:val="center"/>
+            <w:tcMar>
+              <w:top w:w="80" w:type="dxa"/>
+              <w:bottom w:w="80" w:type="dxa"/>
+              <w:left w:w="100" w:type="dxa"/>
+              <w:right w:w="100" w:type="dxa"/>
+            </w:tcMar>
           </w:tcPr>
           <w:p>
+            <w:pPr>
+              <w:jc w:val="left"/>
+            </w:pPr>
             <w:r>
-              <w:t>Process full engineering submission and measure processing time</w:t>
+              <w:rPr>
+                <w:sz w:val="17"/>
+              </w:rPr>
+              <w:t>Process a representative submission set and measure completion time against defined operational workflow expectations.</w:t>
             </w:r>
           </w:p>
         </w:tc>
       </w:tr>
       <w:tr>
+        <w:trPr>
+          <w:cantSplit/>
+        </w:trPr>
         <w:tc>
           <w:tcPr>
-            <w:tcW w:type="dxa" w:w="1728"/>
+            <w:tcW w:type="dxa" w:w="1152"/>
+            <w:vAlign w:val="center"/>
+            <w:tcMar>
+              <w:top w:w="80" w:type="dxa"/>
+              <w:bottom w:w="80" w:type="dxa"/>
+              <w:left w:w="100" w:type="dxa"/>
+              <w:right w:w="100" w:type="dxa"/>
+            </w:tcMar>
           </w:tcPr>
           <w:p>
+            <w:pPr>
+              <w:jc w:val="center"/>
+            </w:pPr>
             <w:r>
+              <w:rPr>
+                <w:b/>
+                <w:sz w:val="17"/>
+              </w:rPr>
               <w:t>NFR7</w:t>
             </w:r>
           </w:p>
         </w:tc>
         <w:tc>
           <w:tcPr>
-            <w:tcW w:type="dxa" w:w="1728"/>
+            <w:tcW w:type="dxa" w:w="3600"/>
+            <w:vAlign w:val="center"/>
+            <w:tcMar>
+              <w:top w:w="80" w:type="dxa"/>
+              <w:bottom w:w="80" w:type="dxa"/>
+              <w:left w:w="100" w:type="dxa"/>
+              <w:right w:w="100" w:type="dxa"/>
+            </w:tcMar>
           </w:tcPr>
           <w:p>
+            <w:pPr>
+              <w:jc w:val="left"/>
+            </w:pPr>
             <w:r>
-              <w:t>Provide enterprise grade availability</w:t>
+              <w:rPr>
+                <w:sz w:val="17"/>
+              </w:rPr>
+              <w:t>Provide enterprise-grade availability</w:t>
             </w:r>
           </w:p>
         </w:tc>
         <w:tc>
           <w:tcPr>
-            <w:tcW w:type="dxa" w:w="1728"/>
+            <w:tcW w:type="dxa" w:w="4320"/>
+            <w:vAlign w:val="center"/>
+            <w:tcMar>
+              <w:top w:w="80" w:type="dxa"/>
+              <w:bottom w:w="80" w:type="dxa"/>
+              <w:left w:w="100" w:type="dxa"/>
+              <w:right w:w="100" w:type="dxa"/>
+            </w:tcMar>
           </w:tcPr>
           <w:p>
+            <w:pPr>
+              <w:jc w:val="left"/>
+            </w:pPr>
             <w:r>
-              <w:t>Deployment Infrastructure</w:t>
+              <w:rPr>
+                <w:sz w:val="17"/>
+              </w:rPr>
+              <w:t>Deployment Infrastructure; Service Orchestration Platform</w:t>
             </w:r>
           </w:p>
         </w:tc>
         <w:tc>
           <w:tcPr>
-            <w:tcW w:type="dxa" w:w="1728"/>
+            <w:tcW w:type="dxa" w:w="1584"/>
+            <w:vAlign w:val="center"/>
+            <w:tcMar>
+              <w:top w:w="80" w:type="dxa"/>
+              <w:bottom w:w="80" w:type="dxa"/>
+              <w:left w:w="100" w:type="dxa"/>
+              <w:right w:w="100" w:type="dxa"/>
+            </w:tcMar>
           </w:tcPr>
           <w:p>
+            <w:pPr>
+              <w:jc w:val="center"/>
+            </w:pPr>
             <w:r>
+              <w:rPr>
+                <w:sz w:val="17"/>
+              </w:rPr>
               <w:t>Availability Test</w:t>
             </w:r>
           </w:p>
         </w:tc>
         <w:tc>
           <w:tcPr>
-            <w:tcW w:type="dxa" w:w="1728"/>
+            <w:tcW w:type="dxa" w:w="4464"/>
+            <w:vAlign w:val="center"/>
+            <w:tcMar>
+              <w:top w:w="80" w:type="dxa"/>
+              <w:bottom w:w="80" w:type="dxa"/>
+              <w:left w:w="100" w:type="dxa"/>
+              <w:right w:w="100" w:type="dxa"/>
+            </w:tcMar>
           </w:tcPr>
           <w:p>
+            <w:pPr>
+              <w:jc w:val="left"/>
+            </w:pPr>
             <w:r>
-              <w:t>Simulate service disruption and verify failover capability</w:t>
+              <w:rPr>
+                <w:sz w:val="17"/>
+              </w:rPr>
+              <w:t>Simulate service disruption and verify service recovery, preserved run state, and continued platform availability.</w:t>
             </w:r>
           </w:p>
         </w:tc>
       </w:tr>
       <w:tr>
+        <w:trPr>
+          <w:cantSplit/>
+        </w:trPr>
         <w:tc>
           <w:tcPr>
-            <w:tcW w:type="dxa" w:w="1728"/>
+            <w:tcW w:type="dxa" w:w="1152"/>
+            <w:vAlign w:val="center"/>
+            <w:tcMar>
+              <w:top w:w="80" w:type="dxa"/>
+              <w:bottom w:w="80" w:type="dxa"/>
+              <w:left w:w="100" w:type="dxa"/>
+              <w:right w:w="100" w:type="dxa"/>
+            </w:tcMar>
           </w:tcPr>
           <w:p>
+            <w:pPr>
+              <w:jc w:val="center"/>
+            </w:pPr>
             <w:r>
+              <w:rPr>
+                <w:b/>
+                <w:sz w:val="17"/>
+              </w:rPr>
               <w:t>NFR8</w:t>
             </w:r>
           </w:p>
         </w:tc>
         <w:tc>
           <w:tcPr>
-            <w:tcW w:type="dxa" w:w="1728"/>
+            <w:tcW w:type="dxa" w:w="3600"/>
+            <w:vAlign w:val="center"/>
+            <w:tcMar>
+              <w:top w:w="80" w:type="dxa"/>
+              <w:bottom w:w="80" w:type="dxa"/>
+              <w:left w:w="100" w:type="dxa"/>
+              <w:right w:w="100" w:type="dxa"/>
+            </w:tcMar>
           </w:tcPr>
           <w:p>
+            <w:pPr>
+              <w:jc w:val="left"/>
+            </w:pPr>
             <w:r>
+              <w:rPr>
+                <w:sz w:val="17"/>
+              </w:rPr>
               <w:t>Support configurable data retention policies</w:t>
             </w:r>
           </w:p>
         </w:tc>
         <w:tc>
           <w:tcPr>
-            <w:tcW w:type="dxa" w:w="1728"/>
+            <w:tcW w:type="dxa" w:w="4320"/>
+            <w:vAlign w:val="center"/>
+            <w:tcMar>
+              <w:top w:w="80" w:type="dxa"/>
+              <w:bottom w:w="80" w:type="dxa"/>
+              <w:left w:w="100" w:type="dxa"/>
+              <w:right w:w="100" w:type="dxa"/>
+            </w:tcMar>
           </w:tcPr>
           <w:p>
+            <w:pPr>
+              <w:jc w:val="left"/>
+            </w:pPr>
             <w:r>
-              <w:t>Storage and Retention Management</w:t>
+              <w:rPr>
+                <w:sz w:val="17"/>
+              </w:rPr>
+              <w:t>Object Storage; Retention Policy Management</w:t>
             </w:r>
           </w:p>
         </w:tc>
         <w:tc>
           <w:tcPr>
-            <w:tcW w:type="dxa" w:w="1728"/>
+            <w:tcW w:type="dxa" w:w="1584"/>
+            <w:vAlign w:val="center"/>
+            <w:tcMar>
+              <w:top w:w="80" w:type="dxa"/>
+              <w:bottom w:w="80" w:type="dxa"/>
+              <w:left w:w="100" w:type="dxa"/>
+              <w:right w:w="100" w:type="dxa"/>
+            </w:tcMar>
           </w:tcPr>
           <w:p>
+            <w:pPr>
+              <w:jc w:val="center"/>
+            </w:pPr>
             <w:r>
+              <w:rPr>
+                <w:sz w:val="17"/>
+              </w:rPr>
               <w:t>Compliance Test</w:t>
             </w:r>
           </w:p>
         </w:tc>
         <w:tc>
           <w:tcPr>
-            <w:tcW w:type="dxa" w:w="1728"/>
+            <w:tcW w:type="dxa" w:w="4464"/>
+            <w:vAlign w:val="center"/>
+            <w:tcMar>
+              <w:top w:w="80" w:type="dxa"/>
+              <w:bottom w:w="80" w:type="dxa"/>
+              <w:left w:w="100" w:type="dxa"/>
+              <w:right w:w="100" w:type="dxa"/>
+            </w:tcMar>
           </w:tcPr>
           <w:p>
+            <w:pPr>
+              <w:jc w:val="left"/>
+            </w:pPr>
             <w:r>
-              <w:t>Verify retention and deletion policies enforce configured rules</w:t>
+              <w:rPr>
+                <w:sz w:val="17"/>
+              </w:rPr>
+              <w:t>Verify configured retention, deletion, and legal-hold controls are enforced for proprietary project artifacts and exports.</w:t>
             </w:r>
           </w:p>
         </w:tc>
       </w:tr>
     </w:tbl>
+    <w:p/>
     <w:p>
       <w:pPr>
-        <w:pStyle w:val="Heading2"/>
+        <w:pStyle w:val="Heading1"/>
       </w:pPr>
       <w:r>
         <w:t>Verification Strategy</w:t>
@@ -1086,12 +2544,12 @@
     </w:p>
     <w:p>
       <w:r>
-        <w:t>Verification activities include unit testing of extraction and normalization modules, integration testing of ingestion and retrieval pipelines, system testing of parameter generation and export functions, and security validation of access control and encryption mechanisms.</w:t>
+        <w:t>Verification activities include unit testing of extraction, normalization, and deterministic rules; integration testing of ingestion, retrieval, and export workflows; system testing of translation, scenario generation, packaging, rerun/versioning, and calibration behaviors; security testing of access control and encryption mechanisms; audit testing of required logging behavior; performance testing of representative submission processing; availability testing of service recovery behavior; and compliance testing of retention and deletion enforcement.</w:t>
       </w:r>
     </w:p>
     <w:p>
       <w:pPr>
-        <w:pStyle w:val="Heading2"/>
+        <w:pStyle w:val="Heading1"/>
       </w:pPr>
       <w:r>
         <w:t>Traceability Coverage</w:t>
@@ -1099,12 +2557,12 @@
     </w:p>
     <w:p>
       <w:r>
-        <w:t>All functional requirements (FR1–FR11) and non-functional requirements (NFR1–NFR8) defined in the Software Requirements Specification are represented in this RTM. Each requirement is linked to one or more architectural components and a defined verification method.</w:t>
+        <w:t>All functional requirements (FR1–FR11) and non-functional requirements (NFR1–NFR8) defined in the current Software Requirements Specification are represented in this RTM. Each requirement is linked to one or more current architectural services from the DSD/DCD and a defined verification method suitable for validation planning and downstream TPVD development.</w:t>
       </w:r>
     </w:p>
     <w:sectPr>
-      <w:pgSz w:w="12240" w:h="15840"/>
-      <w:pgMar w:top="1440" w:right="1800" w:bottom="1440" w:left="1800" w:header="720" w:footer="720" w:gutter="0"/>
+      <w:pgSz w:w="15840" w:h="12240" w:orient="landscape"/>
+      <w:pgMar w:top="864" w:right="864" w:bottom="864" w:left="864" w:header="720" w:footer="720" w:gutter="0"/>
       <w:cols w:space="720"/>
       <w:docGrid w:linePitch="360"/>
     </w:sectPr>
@@ -1475,6 +2933,10 @@
     <w:name w:val="Normal"/>
     <w:qFormat/>
     <w:rsid w:val="00FC693F"/>
+    <w:rPr>
+      <w:rFonts w:ascii="Aptos" w:hAnsi="Aptos"/>
+      <w:sz w:val="18"/>
+    </w:rPr>
   </w:style>
   <w:style w:type="paragraph" w:styleId="Header">
     <w:name w:val="header"/>
